--- a/TP1/TP1_e20221349_IR_and_Search_Engine_Architecture.docx
+++ b/TP1/TP1_e20221349_IR_and_Search_Engine_Architecture.docx
@@ -889,8 +889,9 @@
           <w:sz w:val="24"/>
           <w:szCs w:val="24"/>
         </w:rPr>
-        <w:t>/05/2026</w:t>
-      </w:r>
+        <w:t>/05/</w:t>
+      </w:r>
+      <w:proofErr w:type="gramStart"/>
       <w:r>
         <w:rPr>
           <w:rFonts w:ascii="Times New Roman" w:hAnsi="Times New Roman" w:cs="Times New Roman"/>
@@ -899,7 +900,28 @@
           <w:sz w:val="24"/>
           <w:szCs w:val="24"/>
         </w:rPr>
-        <w:t xml:space="preserve"> : 11:59PM</w:t>
+        <w:t>2026</w:t>
+      </w:r>
+      <w:r>
+        <w:rPr>
+          <w:rFonts w:ascii="Times New Roman" w:hAnsi="Times New Roman" w:cs="Times New Roman"/>
+          <w:b/>
+          <w:bCs/>
+          <w:sz w:val="24"/>
+          <w:szCs w:val="24"/>
+        </w:rPr>
+        <w:t xml:space="preserve"> :</w:t>
+      </w:r>
+      <w:proofErr w:type="gramEnd"/>
+      <w:r>
+        <w:rPr>
+          <w:rFonts w:ascii="Times New Roman" w:hAnsi="Times New Roman" w:cs="Times New Roman"/>
+          <w:b/>
+          <w:bCs/>
+          <w:sz w:val="24"/>
+          <w:szCs w:val="24"/>
+        </w:rPr>
+        <w:t xml:space="preserve"> 11:59PM</w:t>
       </w:r>
       <w:r>
         <w:rPr>
@@ -1795,43 +1817,6 @@
     <w:p>
       <w:pPr>
         <w:spacing w:after="100"/>
-        <w:jc w:val="both"/>
-        <w:rPr>
-          <w:rFonts w:ascii="Times New Roman" w:hAnsi="Times New Roman" w:cs="Times New Roman"/>
-          <w:sz w:val="24"/>
-          <w:szCs w:val="24"/>
-        </w:rPr>
-      </w:pPr>
-    </w:p>
-    <w:p>
-      <w:pPr>
-        <w:spacing w:after="100"/>
-        <w:rPr>
-          <w:rFonts w:ascii="Times New Roman" w:hAnsi="Times New Roman" w:cs="Times New Roman"/>
-          <w:sz w:val="24"/>
-          <w:szCs w:val="24"/>
-        </w:rPr>
-      </w:pPr>
-      <w:r>
-        <w:rPr>
-          <w:rFonts w:ascii="Times New Roman" w:hAnsi="Times New Roman" w:cs="Times New Roman"/>
-          <w:sz w:val="24"/>
-          <w:szCs w:val="24"/>
-        </w:rPr>
-        <w:t xml:space="preserve">Prompt: </w:t>
-      </w:r>
-      <w:r>
-        <w:rPr>
-          <w:rFonts w:ascii="Times New Roman" w:hAnsi="Times New Roman" w:cs="Times New Roman"/>
-          <w:sz w:val="24"/>
-          <w:szCs w:val="24"/>
-        </w:rPr>
-        <w:t>review the lesson materials and sources, then provide the answers I should enter into the table, with explanations where needed.</w:t>
-      </w:r>
-    </w:p>
-    <w:p>
-      <w:pPr>
-        <w:spacing w:after="100"/>
         <w:rPr>
           <w:rFonts w:ascii="Times New Roman" w:hAnsi="Times New Roman" w:cs="Times New Roman"/>
           <w:sz w:val="24"/>
@@ -2051,6 +2036,32 @@
               <w:t>Store structure data in table with predefined row and columns.</w:t>
             </w:r>
           </w:p>
+          <w:p>
+            <w:pPr>
+              <w:rPr>
+                <w:rFonts w:ascii="Times New Roman" w:hAnsi="Times New Roman" w:cs="Times New Roman"/>
+                <w:sz w:val="24"/>
+                <w:szCs w:val="24"/>
+              </w:rPr>
+            </w:pPr>
+          </w:p>
+          <w:p>
+            <w:pPr>
+              <w:rPr>
+                <w:rFonts w:ascii="Times New Roman" w:hAnsi="Times New Roman" w:cs="Times New Roman"/>
+                <w:sz w:val="24"/>
+                <w:szCs w:val="24"/>
+              </w:rPr>
+            </w:pPr>
+            <w:r>
+              <w:rPr>
+                <w:rFonts w:ascii="Times New Roman" w:hAnsi="Times New Roman" w:cs="Times New Roman"/>
+                <w:sz w:val="24"/>
+                <w:szCs w:val="24"/>
+              </w:rPr>
+              <w:t>Example: Bank records containing account number, name, and balance.</w:t>
+            </w:r>
+          </w:p>
         </w:tc>
         <w:tc>
           <w:tcPr>
@@ -2083,6 +2094,32 @@
                 <w:szCs w:val="24"/>
               </w:rPr>
               <w:t>Store and searches mainly unstructured or semi structure data, such as text documents</w:t>
+            </w:r>
+          </w:p>
+          <w:p>
+            <w:pPr>
+              <w:rPr>
+                <w:rFonts w:ascii="Times New Roman" w:hAnsi="Times New Roman" w:cs="Times New Roman"/>
+                <w:sz w:val="24"/>
+                <w:szCs w:val="24"/>
+              </w:rPr>
+            </w:pPr>
+          </w:p>
+          <w:p>
+            <w:pPr>
+              <w:rPr>
+                <w:rFonts w:ascii="Times New Roman" w:hAnsi="Times New Roman" w:cs="Times New Roman"/>
+                <w:sz w:val="24"/>
+                <w:szCs w:val="24"/>
+              </w:rPr>
+            </w:pPr>
+            <w:r>
+              <w:rPr>
+                <w:rFonts w:ascii="Times New Roman" w:hAnsi="Times New Roman" w:cs="Times New Roman"/>
+                <w:sz w:val="24"/>
+                <w:szCs w:val="24"/>
+              </w:rPr>
+              <w:t>Example: Web pages, PDFs, and news articles.</w:t>
             </w:r>
           </w:p>
         </w:tc>
@@ -2158,6 +2195,50 @@
               <w:t>Use SQL queries and exact matching. A record either satisfies the conditional or does not.</w:t>
             </w:r>
           </w:p>
+          <w:p>
+            <w:pPr>
+              <w:rPr>
+                <w:rFonts w:ascii="Times New Roman" w:hAnsi="Times New Roman" w:cs="Times New Roman"/>
+                <w:sz w:val="24"/>
+                <w:szCs w:val="24"/>
+              </w:rPr>
+            </w:pPr>
+          </w:p>
+          <w:p>
+            <w:pPr>
+              <w:rPr>
+                <w:rFonts w:ascii="Times New Roman" w:hAnsi="Times New Roman" w:cs="Times New Roman"/>
+                <w:sz w:val="24"/>
+                <w:szCs w:val="24"/>
+              </w:rPr>
+            </w:pPr>
+            <w:r>
+              <w:rPr>
+                <w:rFonts w:ascii="Times New Roman" w:hAnsi="Times New Roman" w:cs="Times New Roman"/>
+                <w:sz w:val="24"/>
+                <w:szCs w:val="24"/>
+              </w:rPr>
+              <w:t xml:space="preserve">Example: SELECT balance FROM accounts WHERE </w:t>
+            </w:r>
+            <w:proofErr w:type="spellStart"/>
+            <w:r>
+              <w:rPr>
+                <w:rFonts w:ascii="Times New Roman" w:hAnsi="Times New Roman" w:cs="Times New Roman"/>
+                <w:sz w:val="24"/>
+                <w:szCs w:val="24"/>
+              </w:rPr>
+              <w:t>account_no</w:t>
+            </w:r>
+            <w:proofErr w:type="spellEnd"/>
+            <w:r>
+              <w:rPr>
+                <w:rFonts w:ascii="Times New Roman" w:hAnsi="Times New Roman" w:cs="Times New Roman"/>
+                <w:sz w:val="24"/>
+                <w:szCs w:val="24"/>
+              </w:rPr>
+              <w:t xml:space="preserve"> = 10423;</w:t>
+            </w:r>
+          </w:p>
         </w:tc>
         <w:tc>
           <w:tcPr>
@@ -2190,6 +2271,32 @@
                 <w:szCs w:val="24"/>
               </w:rPr>
               <w:t>Use keyword queries and partial matching based on relevance.</w:t>
+            </w:r>
+          </w:p>
+          <w:p>
+            <w:pPr>
+              <w:rPr>
+                <w:rFonts w:ascii="Times New Roman" w:hAnsi="Times New Roman" w:cs="Times New Roman"/>
+                <w:sz w:val="24"/>
+                <w:szCs w:val="24"/>
+              </w:rPr>
+            </w:pPr>
+          </w:p>
+          <w:p>
+            <w:pPr>
+              <w:rPr>
+                <w:rFonts w:ascii="Times New Roman" w:hAnsi="Times New Roman" w:cs="Times New Roman"/>
+                <w:sz w:val="24"/>
+                <w:szCs w:val="24"/>
+              </w:rPr>
+            </w:pPr>
+            <w:r>
+              <w:rPr>
+                <w:rFonts w:ascii="Times New Roman" w:hAnsi="Times New Roman" w:cs="Times New Roman"/>
+                <w:sz w:val="24"/>
+                <w:szCs w:val="24"/>
+              </w:rPr>
+              <w:t>Example: Searching "cheap flight Phnom Penh Paris" returns related documents ranked by relevance.</w:t>
             </w:r>
           </w:p>
         </w:tc>
@@ -2262,7 +2369,49 @@
                 <w:sz w:val="24"/>
                 <w:szCs w:val="24"/>
               </w:rPr>
-              <w:t xml:space="preserve">Return a set of matching rows (records) in a table </w:t>
+              <w:t>Return a set of matching rows (records) in a table</w:t>
+            </w:r>
+            <w:r>
+              <w:rPr>
+                <w:rFonts w:ascii="Times New Roman" w:hAnsi="Times New Roman" w:cs="Times New Roman"/>
+                <w:sz w:val="24"/>
+                <w:szCs w:val="24"/>
+              </w:rPr>
+              <w:t>.</w:t>
+            </w:r>
+          </w:p>
+          <w:p>
+            <w:pPr>
+              <w:rPr>
+                <w:rFonts w:ascii="Times New Roman" w:hAnsi="Times New Roman" w:cs="Times New Roman"/>
+                <w:sz w:val="24"/>
+                <w:szCs w:val="24"/>
+              </w:rPr>
+            </w:pPr>
+          </w:p>
+          <w:p>
+            <w:pPr>
+              <w:rPr>
+                <w:rFonts w:ascii="Times New Roman" w:hAnsi="Times New Roman" w:cs="Times New Roman"/>
+                <w:sz w:val="24"/>
+                <w:szCs w:val="24"/>
+              </w:rPr>
+            </w:pPr>
+            <w:r>
+              <w:rPr>
+                <w:rFonts w:ascii="Times New Roman" w:hAnsi="Times New Roman" w:cs="Times New Roman"/>
+                <w:sz w:val="24"/>
+                <w:szCs w:val="24"/>
+              </w:rPr>
+              <w:t>Example: A result containing the account number and balance.</w:t>
+            </w:r>
+            <w:r>
+              <w:rPr>
+                <w:rFonts w:ascii="Times New Roman" w:hAnsi="Times New Roman" w:cs="Times New Roman"/>
+                <w:sz w:val="24"/>
+                <w:szCs w:val="24"/>
+              </w:rPr>
+              <w:t xml:space="preserve"> </w:t>
             </w:r>
           </w:p>
         </w:tc>
@@ -2296,7 +2445,41 @@
                 <w:sz w:val="24"/>
                 <w:szCs w:val="24"/>
               </w:rPr>
-              <w:t xml:space="preserve">Return a ranked list of documents, with the most relevant results first. </w:t>
+              <w:t>Return a ranked list of documents, with the most relevant results first.</w:t>
+            </w:r>
+          </w:p>
+          <w:p>
+            <w:pPr>
+              <w:rPr>
+                <w:rFonts w:ascii="Times New Roman" w:hAnsi="Times New Roman" w:cs="Times New Roman"/>
+                <w:sz w:val="24"/>
+                <w:szCs w:val="24"/>
+              </w:rPr>
+            </w:pPr>
+          </w:p>
+          <w:p>
+            <w:pPr>
+              <w:rPr>
+                <w:rFonts w:ascii="Times New Roman" w:hAnsi="Times New Roman" w:cs="Times New Roman"/>
+                <w:sz w:val="24"/>
+                <w:szCs w:val="24"/>
+              </w:rPr>
+            </w:pPr>
+            <w:r>
+              <w:rPr>
+                <w:rFonts w:ascii="Times New Roman" w:hAnsi="Times New Roman" w:cs="Times New Roman"/>
+                <w:sz w:val="24"/>
+                <w:szCs w:val="24"/>
+              </w:rPr>
+              <w:t>most relevant results first. Example: Search results listing relevant flight-booking websites.</w:t>
+            </w:r>
+            <w:r>
+              <w:rPr>
+                <w:rFonts w:ascii="Times New Roman" w:hAnsi="Times New Roman" w:cs="Times New Roman"/>
+                <w:sz w:val="24"/>
+                <w:szCs w:val="24"/>
+              </w:rPr>
+              <w:t xml:space="preserve"> </w:t>
             </w:r>
           </w:p>
         </w:tc>
@@ -2335,15 +2518,7 @@
           <w:szCs w:val="28"/>
         </w:rPr>
         <w:lastRenderedPageBreak/>
-        <w:t>Q</w:t>
-      </w:r>
-      <w:r>
-        <w:rPr>
-          <w:rFonts w:ascii="Times New Roman" w:hAnsi="Times New Roman" w:cs="Times New Roman"/>
-          <w:sz w:val="28"/>
-          <w:szCs w:val="28"/>
-        </w:rPr>
-        <w:t>uestion 2 · Text Transformation Pipeline (20 pts)</w:t>
+        <w:t>Question 2 · Text Transformation Pipeline (20 pts)</w:t>
       </w:r>
     </w:p>
     <w:p>
@@ -2408,7 +2583,25 @@
           <w:sz w:val="24"/>
           <w:szCs w:val="24"/>
         </w:rPr>
-        <w:t>Raw input:&lt;h1&gt;Library News&lt;/h1&gt;&lt;p&gt;The students are searching the libraries for useful books.&lt;/p&gt;</w:t>
+        <w:t xml:space="preserve">Raw input:&lt;h1&gt;Library News&lt;/h1&gt;&lt;p&gt;The students are searching the libraries for useful </w:t>
+      </w:r>
+      <w:proofErr w:type="gramStart"/>
+      <w:r>
+        <w:rPr>
+          <w:rFonts w:ascii="Times New Roman" w:eastAsia="Cambria Math" w:hAnsi="Times New Roman" w:cs="Times New Roman"/>
+          <w:sz w:val="24"/>
+          <w:szCs w:val="24"/>
+        </w:rPr>
+        <w:t>books.&lt;</w:t>
+      </w:r>
+      <w:proofErr w:type="gramEnd"/>
+      <w:r>
+        <w:rPr>
+          <w:rFonts w:ascii="Times New Roman" w:eastAsia="Cambria Math" w:hAnsi="Times New Roman" w:cs="Times New Roman"/>
+          <w:sz w:val="24"/>
+          <w:szCs w:val="24"/>
+        </w:rPr>
+        <w:t>/p&gt;</w:t>
       </w:r>
     </w:p>
     <w:p>
@@ -2543,8 +2736,38 @@
           <w:sz w:val="24"/>
           <w:szCs w:val="24"/>
         </w:rPr>
-        <w:t>from nltk.stem import PorterStemmer</w:t>
-      </w:r>
+        <w:t xml:space="preserve">from </w:t>
+      </w:r>
+      <w:proofErr w:type="spellStart"/>
+      <w:proofErr w:type="gramStart"/>
+      <w:r>
+        <w:rPr>
+          <w:rFonts w:ascii="Times New Roman" w:eastAsia="Courier New" w:hAnsi="Times New Roman" w:cs="Times New Roman"/>
+          <w:sz w:val="24"/>
+          <w:szCs w:val="24"/>
+        </w:rPr>
+        <w:t>nltk.stem</w:t>
+      </w:r>
+      <w:proofErr w:type="spellEnd"/>
+      <w:proofErr w:type="gramEnd"/>
+      <w:r>
+        <w:rPr>
+          <w:rFonts w:ascii="Times New Roman" w:eastAsia="Courier New" w:hAnsi="Times New Roman" w:cs="Times New Roman"/>
+          <w:sz w:val="24"/>
+          <w:szCs w:val="24"/>
+        </w:rPr>
+        <w:t xml:space="preserve"> import </w:t>
+      </w:r>
+      <w:proofErr w:type="spellStart"/>
+      <w:r>
+        <w:rPr>
+          <w:rFonts w:ascii="Times New Roman" w:eastAsia="Courier New" w:hAnsi="Times New Roman" w:cs="Times New Roman"/>
+          <w:sz w:val="24"/>
+          <w:szCs w:val="24"/>
+        </w:rPr>
+        <w:t>PorterStemmer</w:t>
+      </w:r>
+      <w:proofErr w:type="spellEnd"/>
       <w:r>
         <w:rPr>
           <w:rFonts w:ascii="Times New Roman" w:hAnsi="Times New Roman" w:cs="Times New Roman"/>
@@ -2836,8 +3059,18 @@
                 <w:sz w:val="24"/>
                 <w:szCs w:val="24"/>
               </w:rPr>
-              <w:t>[ library, news, the, students, are, searching, the, libraries, for, useful, books ]</w:t>
-            </w:r>
+              <w:t xml:space="preserve">[ library, news, the, students, are, searching, the, libraries, for, useful, </w:t>
+            </w:r>
+            <w:proofErr w:type="gramStart"/>
+            <w:r>
+              <w:rPr>
+                <w:rFonts w:ascii="Times New Roman" w:hAnsi="Times New Roman" w:cs="Times New Roman"/>
+                <w:sz w:val="24"/>
+                <w:szCs w:val="24"/>
+              </w:rPr>
+              <w:t>books ]</w:t>
+            </w:r>
+            <w:proofErr w:type="gramEnd"/>
           </w:p>
         </w:tc>
         <w:tc>
@@ -2870,7 +3103,23 @@
                 <w:sz w:val="24"/>
                 <w:szCs w:val="24"/>
               </w:rPr>
-              <w:t xml:space="preserve">The parser identifies and remove HTML tag (h1, p). The Tokenizer converts the text into lowercase, remove the </w:t>
+              <w:t>The parser identifies and remove</w:t>
+            </w:r>
+            <w:r>
+              <w:rPr>
+                <w:rFonts w:ascii="Times New Roman" w:hAnsi="Times New Roman" w:cs="Times New Roman"/>
+                <w:sz w:val="24"/>
+                <w:szCs w:val="24"/>
+              </w:rPr>
+              <w:t>s</w:t>
+            </w:r>
+            <w:r>
+              <w:rPr>
+                <w:rFonts w:ascii="Times New Roman" w:hAnsi="Times New Roman" w:cs="Times New Roman"/>
+                <w:sz w:val="24"/>
+                <w:szCs w:val="24"/>
+              </w:rPr>
+              <w:t xml:space="preserve"> HTML tag (h1, p). The Tokenizer converts the text into lowercase, remove the </w:t>
             </w:r>
             <w:r>
               <w:rPr>
@@ -2970,8 +3219,18 @@
                 <w:sz w:val="24"/>
                 <w:szCs w:val="24"/>
               </w:rPr>
-              <w:t>[ library, news, students, searching, libraries, useful, books ]</w:t>
-            </w:r>
+              <w:t xml:space="preserve">[ library, news, students, searching, libraries, useful, </w:t>
+            </w:r>
+            <w:proofErr w:type="gramStart"/>
+            <w:r>
+              <w:rPr>
+                <w:rFonts w:ascii="Times New Roman" w:hAnsi="Times New Roman" w:cs="Times New Roman"/>
+                <w:sz w:val="24"/>
+                <w:szCs w:val="24"/>
+              </w:rPr>
+              <w:t>books ]</w:t>
+            </w:r>
+            <w:proofErr w:type="gramEnd"/>
           </w:p>
         </w:tc>
         <w:tc>
@@ -3096,8 +3355,54 @@
                 <w:sz w:val="24"/>
                 <w:szCs w:val="24"/>
               </w:rPr>
-              <w:t>[ librari, news, student, search, librari, use, book ]</w:t>
-            </w:r>
+              <w:t xml:space="preserve">[ </w:t>
+            </w:r>
+            <w:proofErr w:type="spellStart"/>
+            <w:r>
+              <w:rPr>
+                <w:rFonts w:ascii="Times New Roman" w:hAnsi="Times New Roman" w:cs="Times New Roman"/>
+                <w:sz w:val="24"/>
+                <w:szCs w:val="24"/>
+              </w:rPr>
+              <w:t>librari</w:t>
+            </w:r>
+            <w:proofErr w:type="spellEnd"/>
+            <w:r>
+              <w:rPr>
+                <w:rFonts w:ascii="Times New Roman" w:hAnsi="Times New Roman" w:cs="Times New Roman"/>
+                <w:sz w:val="24"/>
+                <w:szCs w:val="24"/>
+              </w:rPr>
+              <w:t xml:space="preserve">, news, student, search, </w:t>
+            </w:r>
+            <w:proofErr w:type="spellStart"/>
+            <w:r>
+              <w:rPr>
+                <w:rFonts w:ascii="Times New Roman" w:hAnsi="Times New Roman" w:cs="Times New Roman"/>
+                <w:sz w:val="24"/>
+                <w:szCs w:val="24"/>
+              </w:rPr>
+              <w:t>librari</w:t>
+            </w:r>
+            <w:proofErr w:type="spellEnd"/>
+            <w:r>
+              <w:rPr>
+                <w:rFonts w:ascii="Times New Roman" w:hAnsi="Times New Roman" w:cs="Times New Roman"/>
+                <w:sz w:val="24"/>
+                <w:szCs w:val="24"/>
+              </w:rPr>
+              <w:t xml:space="preserve">, use, </w:t>
+            </w:r>
+            <w:proofErr w:type="gramStart"/>
+            <w:r>
+              <w:rPr>
+                <w:rFonts w:ascii="Times New Roman" w:hAnsi="Times New Roman" w:cs="Times New Roman"/>
+                <w:sz w:val="24"/>
+                <w:szCs w:val="24"/>
+              </w:rPr>
+              <w:t>book ]</w:t>
+            </w:r>
+            <w:proofErr w:type="gramEnd"/>
           </w:p>
         </w:tc>
         <w:tc>
@@ -3130,34 +3435,76 @@
                 <w:sz w:val="24"/>
                 <w:szCs w:val="24"/>
               </w:rPr>
-              <w:t>Use the porter stemmer to reduce word to their stem forms.</w:t>
-            </w:r>
-          </w:p>
-          <w:p>
-            <w:pPr>
-              <w:rPr>
-                <w:rFonts w:ascii="Times New Roman" w:hAnsi="Times New Roman" w:cs="Times New Roman"/>
-                <w:sz w:val="24"/>
-                <w:szCs w:val="24"/>
-              </w:rPr>
-            </w:pPr>
-          </w:p>
-          <w:p>
-            <w:pPr>
-              <w:rPr>
-                <w:rFonts w:ascii="Times New Roman" w:hAnsi="Times New Roman" w:cs="Times New Roman"/>
-                <w:sz w:val="24"/>
-                <w:szCs w:val="24"/>
-              </w:rPr>
-            </w:pPr>
-            <w:r>
-              <w:rPr>
-                <w:rFonts w:ascii="Times New Roman" w:hAnsi="Times New Roman" w:cs="Times New Roman"/>
-                <w:sz w:val="24"/>
-                <w:szCs w:val="24"/>
-              </w:rPr>
-              <w:t>Ex: libraries to librari</w:t>
-            </w:r>
+              <w:t>Use the porter stemmer to reduce</w:t>
+            </w:r>
+            <w:r>
+              <w:rPr>
+                <w:rFonts w:ascii="Times New Roman" w:hAnsi="Times New Roman" w:cs="Times New Roman"/>
+                <w:sz w:val="24"/>
+                <w:szCs w:val="24"/>
+              </w:rPr>
+              <w:t>s</w:t>
+            </w:r>
+            <w:r>
+              <w:rPr>
+                <w:rFonts w:ascii="Times New Roman" w:hAnsi="Times New Roman" w:cs="Times New Roman"/>
+                <w:sz w:val="24"/>
+                <w:szCs w:val="24"/>
+              </w:rPr>
+              <w:t xml:space="preserve"> word</w:t>
+            </w:r>
+            <w:r>
+              <w:rPr>
+                <w:rFonts w:ascii="Times New Roman" w:hAnsi="Times New Roman" w:cs="Times New Roman"/>
+                <w:sz w:val="24"/>
+                <w:szCs w:val="24"/>
+              </w:rPr>
+              <w:t>s</w:t>
+            </w:r>
+            <w:r>
+              <w:rPr>
+                <w:rFonts w:ascii="Times New Roman" w:hAnsi="Times New Roman" w:cs="Times New Roman"/>
+                <w:sz w:val="24"/>
+                <w:szCs w:val="24"/>
+              </w:rPr>
+              <w:t xml:space="preserve"> to their stem forms.</w:t>
+            </w:r>
+          </w:p>
+          <w:p>
+            <w:pPr>
+              <w:rPr>
+                <w:rFonts w:ascii="Times New Roman" w:hAnsi="Times New Roman" w:cs="Times New Roman"/>
+                <w:sz w:val="24"/>
+                <w:szCs w:val="24"/>
+              </w:rPr>
+            </w:pPr>
+          </w:p>
+          <w:p>
+            <w:pPr>
+              <w:rPr>
+                <w:rFonts w:ascii="Times New Roman" w:hAnsi="Times New Roman" w:cs="Times New Roman"/>
+                <w:sz w:val="24"/>
+                <w:szCs w:val="24"/>
+              </w:rPr>
+            </w:pPr>
+            <w:r>
+              <w:rPr>
+                <w:rFonts w:ascii="Times New Roman" w:hAnsi="Times New Roman" w:cs="Times New Roman"/>
+                <w:sz w:val="24"/>
+                <w:szCs w:val="24"/>
+              </w:rPr>
+              <w:t xml:space="preserve">Ex: libraries to </w:t>
+            </w:r>
+            <w:proofErr w:type="spellStart"/>
+            <w:r>
+              <w:rPr>
+                <w:rFonts w:ascii="Times New Roman" w:hAnsi="Times New Roman" w:cs="Times New Roman"/>
+                <w:sz w:val="24"/>
+                <w:szCs w:val="24"/>
+              </w:rPr>
+              <w:t>librari</w:t>
+            </w:r>
+            <w:proofErr w:type="spellEnd"/>
           </w:p>
           <w:p>
             <w:pPr>
@@ -3648,7 +3995,23 @@
                 <w:sz w:val="24"/>
                 <w:szCs w:val="24"/>
               </w:rPr>
-              <w:t>Create data structures, such as inverted indexes, from the extracted term to support fast the efficient searching.</w:t>
+              <w:t>Create</w:t>
+            </w:r>
+            <w:r>
+              <w:rPr>
+                <w:rFonts w:ascii="Times New Roman" w:hAnsi="Times New Roman" w:cs="Times New Roman"/>
+                <w:sz w:val="24"/>
+                <w:szCs w:val="24"/>
+              </w:rPr>
+              <w:t>s</w:t>
+            </w:r>
+            <w:r>
+              <w:rPr>
+                <w:rFonts w:ascii="Times New Roman" w:hAnsi="Times New Roman" w:cs="Times New Roman"/>
+                <w:sz w:val="24"/>
+                <w:szCs w:val="24"/>
+              </w:rPr>
+              <w:t xml:space="preserve"> data structures, such as inverted indexes, from the extracted term to support fast the efficient searching.</w:t>
             </w:r>
           </w:p>
         </w:tc>
@@ -3920,7 +4283,23 @@
                 <w:sz w:val="24"/>
                 <w:szCs w:val="24"/>
               </w:rPr>
-              <w:t>Allow users to enter and refine search queries and displays the search results.</w:t>
+              <w:t>Allow</w:t>
+            </w:r>
+            <w:r>
+              <w:rPr>
+                <w:rFonts w:ascii="Times New Roman" w:hAnsi="Times New Roman" w:cs="Times New Roman"/>
+                <w:sz w:val="24"/>
+                <w:szCs w:val="24"/>
+              </w:rPr>
+              <w:t>s</w:t>
+            </w:r>
+            <w:r>
+              <w:rPr>
+                <w:rFonts w:ascii="Times New Roman" w:hAnsi="Times New Roman" w:cs="Times New Roman"/>
+                <w:sz w:val="24"/>
+                <w:szCs w:val="24"/>
+              </w:rPr>
+              <w:t xml:space="preserve"> users to enter and refine search queries and displays the search results.</w:t>
             </w:r>
           </w:p>
         </w:tc>
@@ -5079,7 +5458,7 @@
                 <w:sz w:val="24"/>
                 <w:szCs w:val="24"/>
               </w:rPr>
-              <w:t>web</w:t>
+              <w:t>crawl</w:t>
             </w:r>
           </w:p>
         </w:tc>
@@ -5113,7 +5492,15 @@
                 <w:sz w:val="24"/>
                 <w:szCs w:val="24"/>
               </w:rPr>
-              <w:t xml:space="preserve">D1(2), D3(1) </w:t>
+              <w:t>D</w:t>
+            </w:r>
+            <w:r>
+              <w:rPr>
+                <w:rFonts w:ascii="Times New Roman" w:hAnsi="Times New Roman" w:cs="Times New Roman"/>
+                <w:sz w:val="24"/>
+                <w:szCs w:val="24"/>
+              </w:rPr>
+              <w:t>4(1)</w:t>
             </w:r>
           </w:p>
         </w:tc>
@@ -5152,7 +5539,7 @@
                 <w:sz w:val="24"/>
                 <w:szCs w:val="24"/>
               </w:rPr>
-              <w:t>search</w:t>
+              <w:t>documents</w:t>
             </w:r>
           </w:p>
         </w:tc>
@@ -5186,7 +5573,7 @@
                 <w:sz w:val="24"/>
                 <w:szCs w:val="24"/>
               </w:rPr>
-              <w:t>D1(1), D2(1), D3(1)</w:t>
+              <w:t>D2(1), D3(1)</w:t>
             </w:r>
           </w:p>
         </w:tc>
@@ -5298,7 +5685,7 @@
                 <w:sz w:val="24"/>
                 <w:szCs w:val="24"/>
               </w:rPr>
-              <w:t>rank</w:t>
+              <w:t>index</w:t>
             </w:r>
           </w:p>
         </w:tc>
@@ -5332,7 +5719,31 @@
                 <w:sz w:val="24"/>
                 <w:szCs w:val="24"/>
               </w:rPr>
-              <w:t>D1(1)</w:t>
+              <w:t>D</w:t>
+            </w:r>
+            <w:r>
+              <w:rPr>
+                <w:rFonts w:ascii="Times New Roman" w:hAnsi="Times New Roman" w:cs="Times New Roman"/>
+                <w:sz w:val="24"/>
+                <w:szCs w:val="24"/>
+              </w:rPr>
+              <w:t>2</w:t>
+            </w:r>
+            <w:r>
+              <w:rPr>
+                <w:rFonts w:ascii="Times New Roman" w:hAnsi="Times New Roman" w:cs="Times New Roman"/>
+                <w:sz w:val="24"/>
+                <w:szCs w:val="24"/>
+              </w:rPr>
+              <w:t>(1)</w:t>
+            </w:r>
+            <w:r>
+              <w:rPr>
+                <w:rFonts w:ascii="Times New Roman" w:hAnsi="Times New Roman" w:cs="Times New Roman"/>
+                <w:sz w:val="24"/>
+                <w:szCs w:val="24"/>
+              </w:rPr>
+              <w:t>, D4(1)</w:t>
             </w:r>
           </w:p>
         </w:tc>
@@ -5405,7 +5816,23 @@
                 <w:sz w:val="24"/>
                 <w:szCs w:val="24"/>
               </w:rPr>
-              <w:t>D1(1), D4(1)</w:t>
+              <w:t>D1(1), D4(</w:t>
+            </w:r>
+            <w:r>
+              <w:rPr>
+                <w:rFonts w:ascii="Times New Roman" w:hAnsi="Times New Roman" w:cs="Times New Roman"/>
+                <w:sz w:val="24"/>
+                <w:szCs w:val="24"/>
+              </w:rPr>
+              <w:t>2</w:t>
+            </w:r>
+            <w:r>
+              <w:rPr>
+                <w:rFonts w:ascii="Times New Roman" w:hAnsi="Times New Roman" w:cs="Times New Roman"/>
+                <w:sz w:val="24"/>
+                <w:szCs w:val="24"/>
+              </w:rPr>
+              <w:t>)</w:t>
             </w:r>
           </w:p>
         </w:tc>
@@ -5444,7 +5871,7 @@
                 <w:sz w:val="24"/>
                 <w:szCs w:val="24"/>
               </w:rPr>
-              <w:t xml:space="preserve">index </w:t>
+              <w:t xml:space="preserve">rank </w:t>
             </w:r>
           </w:p>
         </w:tc>
@@ -5478,7 +5905,23 @@
                 <w:sz w:val="24"/>
                 <w:szCs w:val="24"/>
               </w:rPr>
-              <w:t>D2(1), D4(1)</w:t>
+              <w:t>D</w:t>
+            </w:r>
+            <w:r>
+              <w:rPr>
+                <w:rFonts w:ascii="Times New Roman" w:hAnsi="Times New Roman" w:cs="Times New Roman"/>
+                <w:sz w:val="24"/>
+                <w:szCs w:val="24"/>
+              </w:rPr>
+              <w:t>1</w:t>
+            </w:r>
+            <w:r>
+              <w:rPr>
+                <w:rFonts w:ascii="Times New Roman" w:hAnsi="Times New Roman" w:cs="Times New Roman"/>
+                <w:sz w:val="24"/>
+                <w:szCs w:val="24"/>
+              </w:rPr>
+              <w:t>(1)</w:t>
             </w:r>
           </w:p>
         </w:tc>
@@ -5517,7 +5960,7 @@
                 <w:sz w:val="24"/>
                 <w:szCs w:val="24"/>
               </w:rPr>
-              <w:t>documents</w:t>
+              <w:t>search</w:t>
             </w:r>
           </w:p>
         </w:tc>
@@ -5551,7 +5994,7 @@
                 <w:sz w:val="24"/>
                 <w:szCs w:val="24"/>
               </w:rPr>
-              <w:t>D2(1), D3(1)</w:t>
+              <w:t>D1(1), D2(1), D3(1)</w:t>
             </w:r>
           </w:p>
         </w:tc>
@@ -5663,7 +6106,7 @@
                 <w:sz w:val="24"/>
                 <w:szCs w:val="24"/>
               </w:rPr>
-              <w:t>crawl</w:t>
+              <w:t>web</w:t>
             </w:r>
           </w:p>
         </w:tc>
@@ -5697,7 +6140,7 @@
                 <w:sz w:val="24"/>
                 <w:szCs w:val="24"/>
               </w:rPr>
-              <w:t>D4(1)</w:t>
+              <w:t>D1(2), D3(1)</w:t>
             </w:r>
           </w:p>
         </w:tc>
@@ -6165,6 +6608,14 @@
                 <w:szCs w:val="24"/>
               </w:rPr>
             </w:pPr>
+            <w:r>
+              <w:rPr>
+                <w:rFonts w:ascii="Times New Roman" w:hAnsi="Times New Roman" w:cs="Times New Roman"/>
+                <w:sz w:val="24"/>
+                <w:szCs w:val="24"/>
+              </w:rPr>
+              <w:t>D3</w:t>
+            </w:r>
           </w:p>
         </w:tc>
         <w:tc>
@@ -6197,7 +6648,23 @@
                 <w:sz w:val="24"/>
                 <w:szCs w:val="24"/>
               </w:rPr>
-              <w:t>Intersection of web is D1</w:t>
+              <w:t xml:space="preserve">Intersection of web is D1, D3 and documents is D2, D3 </w:t>
+            </w:r>
+            <w:r>
+              <w:rPr>
+                <w:rFonts w:ascii="Times New Roman" w:hAnsi="Times New Roman" w:cs="Times New Roman"/>
+                <w:sz w:val="24"/>
+                <w:szCs w:val="24"/>
+              </w:rPr>
+              <w:t>→</w:t>
+            </w:r>
+            <w:r>
+              <w:rPr>
+                <w:rFonts w:ascii="Times New Roman" w:hAnsi="Times New Roman" w:cs="Times New Roman"/>
+                <w:sz w:val="24"/>
+                <w:szCs w:val="24"/>
+              </w:rPr>
+              <w:t xml:space="preserve"> D3</w:t>
             </w:r>
           </w:p>
         </w:tc>
@@ -6264,6 +6731,22 @@
                 <w:szCs w:val="24"/>
               </w:rPr>
             </w:pPr>
+            <w:r>
+              <w:rPr>
+                <w:rFonts w:ascii="Times New Roman" w:hAnsi="Times New Roman" w:cs="Times New Roman"/>
+                <w:sz w:val="24"/>
+                <w:szCs w:val="24"/>
+              </w:rPr>
+              <w:t xml:space="preserve">D2, </w:t>
+            </w:r>
+            <w:r>
+              <w:rPr>
+                <w:rFonts w:ascii="Times New Roman" w:hAnsi="Times New Roman" w:cs="Times New Roman"/>
+                <w:sz w:val="24"/>
+                <w:szCs w:val="24"/>
+              </w:rPr>
+              <w:t>D4</w:t>
+            </w:r>
           </w:p>
         </w:tc>
         <w:tc>
@@ -6290,6 +6773,103 @@
                 <w:szCs w:val="24"/>
               </w:rPr>
             </w:pPr>
+            <w:r>
+              <w:rPr>
+                <w:rFonts w:ascii="Times New Roman" w:hAnsi="Times New Roman" w:cs="Times New Roman"/>
+                <w:sz w:val="24"/>
+                <w:szCs w:val="24"/>
+              </w:rPr>
+              <w:t xml:space="preserve">Union of index </w:t>
+            </w:r>
+            <w:r>
+              <w:rPr>
+                <w:rFonts w:ascii="Times New Roman" w:hAnsi="Times New Roman" w:cs="Times New Roman"/>
+                <w:sz w:val="24"/>
+                <w:szCs w:val="24"/>
+              </w:rPr>
+              <w:t xml:space="preserve">is </w:t>
+            </w:r>
+            <w:r>
+              <w:rPr>
+                <w:rFonts w:ascii="Times New Roman" w:hAnsi="Times New Roman" w:cs="Times New Roman"/>
+                <w:sz w:val="24"/>
+                <w:szCs w:val="24"/>
+              </w:rPr>
+              <w:t xml:space="preserve">D2, D4 and </w:t>
+            </w:r>
+            <w:r>
+              <w:rPr>
+                <w:rFonts w:ascii="Times New Roman" w:hAnsi="Times New Roman" w:cs="Times New Roman"/>
+                <w:sz w:val="24"/>
+                <w:szCs w:val="24"/>
+              </w:rPr>
+              <w:t>crawl</w:t>
+            </w:r>
+            <w:r>
+              <w:rPr>
+                <w:rFonts w:ascii="Times New Roman" w:hAnsi="Times New Roman" w:cs="Times New Roman"/>
+                <w:sz w:val="24"/>
+                <w:szCs w:val="24"/>
+              </w:rPr>
+              <w:t xml:space="preserve"> is</w:t>
+            </w:r>
+            <w:r>
+              <w:rPr>
+                <w:rFonts w:ascii="Times New Roman" w:hAnsi="Times New Roman" w:cs="Times New Roman"/>
+                <w:sz w:val="24"/>
+                <w:szCs w:val="24"/>
+              </w:rPr>
+              <w:t xml:space="preserve"> </w:t>
+            </w:r>
+          </w:p>
+          <w:p>
+            <w:pPr>
+              <w:rPr>
+                <w:rFonts w:ascii="Times New Roman" w:hAnsi="Times New Roman" w:cs="Times New Roman"/>
+                <w:sz w:val="24"/>
+                <w:szCs w:val="24"/>
+              </w:rPr>
+            </w:pPr>
+            <w:r>
+              <w:rPr>
+                <w:rFonts w:ascii="Times New Roman" w:hAnsi="Times New Roman" w:cs="Times New Roman"/>
+                <w:sz w:val="24"/>
+                <w:szCs w:val="24"/>
+              </w:rPr>
+              <w:t xml:space="preserve">D4 </w:t>
+            </w:r>
+            <w:r>
+              <w:rPr>
+                <w:rFonts w:ascii="Times New Roman" w:hAnsi="Times New Roman" w:cs="Times New Roman"/>
+                <w:sz w:val="24"/>
+                <w:szCs w:val="24"/>
+              </w:rPr>
+              <w:t>→</w:t>
+            </w:r>
+            <w:r>
+              <w:rPr>
+                <w:rFonts w:ascii="Times New Roman" w:hAnsi="Times New Roman" w:cs="Times New Roman"/>
+                <w:sz w:val="24"/>
+                <w:szCs w:val="24"/>
+              </w:rPr>
+              <w:t xml:space="preserve"> </w:t>
+            </w:r>
+            <w:r>
+              <w:rPr>
+                <w:rFonts w:ascii="Times New Roman" w:hAnsi="Times New Roman" w:cs="Times New Roman"/>
+                <w:sz w:val="24"/>
+                <w:szCs w:val="24"/>
+              </w:rPr>
+              <w:t xml:space="preserve">D2, </w:t>
+            </w:r>
+            <w:r>
+              <w:rPr>
+                <w:rFonts w:ascii="Times New Roman" w:hAnsi="Times New Roman" w:cs="Times New Roman"/>
+                <w:sz w:val="24"/>
+                <w:szCs w:val="24"/>
+              </w:rPr>
+              <w:t>D4</w:t>
+            </w:r>
           </w:p>
         </w:tc>
       </w:tr>
@@ -6345,7 +6925,25 @@
           <w:sz w:val="24"/>
           <w:szCs w:val="24"/>
         </w:rPr>
-        <w:t>In a simple vector/weighted IR model, the relevance score between a query q and a document d for shared terms i is calculated using:</w:t>
+        <w:t xml:space="preserve">In a simple vector/weighted IR model, the relevance score between a query q and a document d for shared terms </w:t>
+      </w:r>
+      <w:proofErr w:type="spellStart"/>
+      <w:r>
+        <w:rPr>
+          <w:rFonts w:ascii="Times New Roman" w:hAnsi="Times New Roman" w:cs="Times New Roman"/>
+          <w:sz w:val="24"/>
+          <w:szCs w:val="24"/>
+        </w:rPr>
+        <w:t>i</w:t>
+      </w:r>
+      <w:proofErr w:type="spellEnd"/>
+      <w:r>
+        <w:rPr>
+          <w:rFonts w:ascii="Times New Roman" w:hAnsi="Times New Roman" w:cs="Times New Roman"/>
+          <w:sz w:val="24"/>
+          <w:szCs w:val="24"/>
+        </w:rPr>
+        <w:t xml:space="preserve"> is calculated using:</w:t>
       </w:r>
     </w:p>
     <w:p>
@@ -6358,53 +6956,23 @@
           <w:szCs w:val="24"/>
         </w:rPr>
       </w:pPr>
+      <w:proofErr w:type="gramStart"/>
       <w:r>
         <w:rPr>
           <w:rFonts w:ascii="Times New Roman" w:eastAsia="Cambria Math" w:hAnsi="Times New Roman" w:cs="Times New Roman"/>
           <w:sz w:val="24"/>
           <w:szCs w:val="24"/>
         </w:rPr>
-        <w:t>Score(q, d) = Σ</w:t>
-      </w:r>
+        <w:t>Score(</w:t>
+      </w:r>
+      <w:proofErr w:type="gramEnd"/>
       <w:r>
         <w:rPr>
           <w:rFonts w:ascii="Times New Roman" w:eastAsia="Cambria Math" w:hAnsi="Times New Roman" w:cs="Times New Roman"/>
           <w:sz w:val="24"/>
           <w:szCs w:val="24"/>
         </w:rPr>
-        <w:t>ᵢ</w:t>
-      </w:r>
-      <w:r>
-        <w:rPr>
-          <w:rFonts w:ascii="Times New Roman" w:eastAsia="Cambria Math" w:hAnsi="Times New Roman" w:cs="Times New Roman"/>
-          <w:sz w:val="24"/>
-          <w:szCs w:val="24"/>
-        </w:rPr>
-        <w:t xml:space="preserve"> q</w:t>
-      </w:r>
-      <w:r>
-        <w:rPr>
-          <w:rFonts w:ascii="Times New Roman" w:eastAsia="Cambria Math" w:hAnsi="Times New Roman" w:cs="Times New Roman"/>
-          <w:sz w:val="24"/>
-          <w:szCs w:val="24"/>
-        </w:rPr>
-        <w:t>ᵢ</w:t>
-      </w:r>
-      <w:r>
-        <w:rPr>
-          <w:rFonts w:ascii="Times New Roman" w:eastAsia="Cambria Math" w:hAnsi="Times New Roman" w:cs="Times New Roman"/>
-          <w:sz w:val="24"/>
-          <w:szCs w:val="24"/>
-        </w:rPr>
-        <w:t xml:space="preserve"> · d</w:t>
-      </w:r>
-      <w:r>
-        <w:rPr>
-          <w:rFonts w:ascii="Times New Roman" w:eastAsia="Cambria Math" w:hAnsi="Times New Roman" w:cs="Times New Roman"/>
-          <w:sz w:val="24"/>
-          <w:szCs w:val="24"/>
-        </w:rPr>
-        <w:t>ᵢ</w:t>
+        <w:t>q, d) = Σᵢ qᵢ · dᵢ</w:t>
       </w:r>
     </w:p>
     <w:p>
@@ -6422,39 +6990,7 @@
           <w:sz w:val="24"/>
           <w:szCs w:val="24"/>
         </w:rPr>
-        <w:t>where q</w:t>
-      </w:r>
-      <w:r>
-        <w:rPr>
-          <w:rFonts w:ascii="Times New Roman" w:hAnsi="Times New Roman" w:cs="Times New Roman"/>
-          <w:sz w:val="24"/>
-          <w:szCs w:val="24"/>
-        </w:rPr>
-        <w:t>ᵢ</w:t>
-      </w:r>
-      <w:r>
-        <w:rPr>
-          <w:rFonts w:ascii="Times New Roman" w:hAnsi="Times New Roman" w:cs="Times New Roman"/>
-          <w:sz w:val="24"/>
-          <w:szCs w:val="24"/>
-        </w:rPr>
-        <w:t xml:space="preserve"> is the query term weight and d</w:t>
-      </w:r>
-      <w:r>
-        <w:rPr>
-          <w:rFonts w:ascii="Times New Roman" w:hAnsi="Times New Roman" w:cs="Times New Roman"/>
-          <w:sz w:val="24"/>
-          <w:szCs w:val="24"/>
-        </w:rPr>
-        <w:t>ᵢ</w:t>
-      </w:r>
-      <w:r>
-        <w:rPr>
-          <w:rFonts w:ascii="Times New Roman" w:hAnsi="Times New Roman" w:cs="Times New Roman"/>
-          <w:sz w:val="24"/>
-          <w:szCs w:val="24"/>
-        </w:rPr>
-        <w:t xml:space="preserve"> is the document term weight.</w:t>
+        <w:t>where qᵢ is the query term weight and dᵢ is the document term weight.</w:t>
       </w:r>
     </w:p>
     <w:p>
@@ -6539,7 +7075,43 @@
           <w:sz w:val="24"/>
           <w:szCs w:val="24"/>
         </w:rPr>
-        <w:t>, calculate Score(q, d₁) and Score(q, d₂). Which document will be ranked higher? Explain why.</w:t>
+        <w:t xml:space="preserve">, calculate </w:t>
+      </w:r>
+      <w:proofErr w:type="gramStart"/>
+      <w:r>
+        <w:rPr>
+          <w:rFonts w:ascii="Times New Roman" w:hAnsi="Times New Roman" w:cs="Times New Roman"/>
+          <w:sz w:val="24"/>
+          <w:szCs w:val="24"/>
+        </w:rPr>
+        <w:t>Score(</w:t>
+      </w:r>
+      <w:proofErr w:type="gramEnd"/>
+      <w:r>
+        <w:rPr>
+          <w:rFonts w:ascii="Times New Roman" w:hAnsi="Times New Roman" w:cs="Times New Roman"/>
+          <w:sz w:val="24"/>
+          <w:szCs w:val="24"/>
+        </w:rPr>
+        <w:t xml:space="preserve">q, d₁) and </w:t>
+      </w:r>
+      <w:proofErr w:type="gramStart"/>
+      <w:r>
+        <w:rPr>
+          <w:rFonts w:ascii="Times New Roman" w:hAnsi="Times New Roman" w:cs="Times New Roman"/>
+          <w:sz w:val="24"/>
+          <w:szCs w:val="24"/>
+        </w:rPr>
+        <w:t>Score(</w:t>
+      </w:r>
+      <w:proofErr w:type="gramEnd"/>
+      <w:r>
+        <w:rPr>
+          <w:rFonts w:ascii="Times New Roman" w:hAnsi="Times New Roman" w:cs="Times New Roman"/>
+          <w:sz w:val="24"/>
+          <w:szCs w:val="24"/>
+        </w:rPr>
+        <w:t>q, d₂). Which document will be ranked higher? Explain why.</w:t>
       </w:r>
       <w:r>
         <w:rPr>
@@ -6727,13 +7299,23 @@
                 <w:szCs w:val="24"/>
               </w:rPr>
             </w:pPr>
-            <w:r>
-              <w:rPr>
-                <w:rFonts w:ascii="Times New Roman" w:hAnsi="Times New Roman" w:cs="Times New Roman"/>
-                <w:sz w:val="24"/>
-                <w:szCs w:val="24"/>
-              </w:rPr>
-              <w:t>Score(q, d₁)</w:t>
+            <w:proofErr w:type="gramStart"/>
+            <w:r>
+              <w:rPr>
+                <w:rFonts w:ascii="Times New Roman" w:hAnsi="Times New Roman" w:cs="Times New Roman"/>
+                <w:sz w:val="24"/>
+                <w:szCs w:val="24"/>
+              </w:rPr>
+              <w:t>Score(</w:t>
+            </w:r>
+            <w:proofErr w:type="gramEnd"/>
+            <w:r>
+              <w:rPr>
+                <w:rFonts w:ascii="Times New Roman" w:hAnsi="Times New Roman" w:cs="Times New Roman"/>
+                <w:sz w:val="24"/>
+                <w:szCs w:val="24"/>
+              </w:rPr>
+              <w:t>q, d₁)</w:t>
             </w:r>
           </w:p>
         </w:tc>
@@ -6761,6 +7343,78 @@
                 <w:szCs w:val="24"/>
               </w:rPr>
             </w:pPr>
+            <w:proofErr w:type="gramStart"/>
+            <w:r>
+              <w:rPr>
+                <w:rFonts w:ascii="Times New Roman" w:hAnsi="Times New Roman" w:cs="Times New Roman"/>
+                <w:sz w:val="24"/>
+                <w:szCs w:val="24"/>
+              </w:rPr>
+              <w:t>( 1</w:t>
+            </w:r>
+            <w:proofErr w:type="gramEnd"/>
+            <w:r>
+              <w:rPr>
+                <w:rFonts w:ascii="Times New Roman" w:hAnsi="Times New Roman" w:cs="Times New Roman"/>
+                <w:sz w:val="24"/>
+                <w:szCs w:val="24"/>
+              </w:rPr>
+              <w:t xml:space="preserve"> * </w:t>
+            </w:r>
+            <w:proofErr w:type="gramStart"/>
+            <w:r>
+              <w:rPr>
+                <w:rFonts w:ascii="Times New Roman" w:hAnsi="Times New Roman" w:cs="Times New Roman"/>
+                <w:sz w:val="24"/>
+                <w:szCs w:val="24"/>
+              </w:rPr>
+              <w:t>3 )</w:t>
+            </w:r>
+            <w:proofErr w:type="gramEnd"/>
+            <w:r>
+              <w:rPr>
+                <w:rFonts w:ascii="Times New Roman" w:hAnsi="Times New Roman" w:cs="Times New Roman"/>
+                <w:sz w:val="24"/>
+                <w:szCs w:val="24"/>
+              </w:rPr>
+              <w:t xml:space="preserve"> + </w:t>
+            </w:r>
+            <w:proofErr w:type="gramStart"/>
+            <w:r>
+              <w:rPr>
+                <w:rFonts w:ascii="Times New Roman" w:hAnsi="Times New Roman" w:cs="Times New Roman"/>
+                <w:sz w:val="24"/>
+                <w:szCs w:val="24"/>
+              </w:rPr>
+              <w:t>( 2</w:t>
+            </w:r>
+            <w:proofErr w:type="gramEnd"/>
+            <w:r>
+              <w:rPr>
+                <w:rFonts w:ascii="Times New Roman" w:hAnsi="Times New Roman" w:cs="Times New Roman"/>
+                <w:sz w:val="24"/>
+                <w:szCs w:val="24"/>
+              </w:rPr>
+              <w:t xml:space="preserve"> * </w:t>
+            </w:r>
+            <w:proofErr w:type="gramStart"/>
+            <w:r>
+              <w:rPr>
+                <w:rFonts w:ascii="Times New Roman" w:hAnsi="Times New Roman" w:cs="Times New Roman"/>
+                <w:sz w:val="24"/>
+                <w:szCs w:val="24"/>
+              </w:rPr>
+              <w:t>0 )</w:t>
+            </w:r>
+            <w:proofErr w:type="gramEnd"/>
+            <w:r>
+              <w:rPr>
+                <w:rFonts w:ascii="Times New Roman" w:hAnsi="Times New Roman" w:cs="Times New Roman"/>
+                <w:sz w:val="24"/>
+                <w:szCs w:val="24"/>
+              </w:rPr>
+              <w:t xml:space="preserve"> = 3 + 0</w:t>
+            </w:r>
           </w:p>
         </w:tc>
         <w:tc>
@@ -6787,6 +7441,14 @@
                 <w:szCs w:val="24"/>
               </w:rPr>
             </w:pPr>
+            <w:r>
+              <w:rPr>
+                <w:rFonts w:ascii="Times New Roman" w:hAnsi="Times New Roman" w:cs="Times New Roman"/>
+                <w:sz w:val="24"/>
+                <w:szCs w:val="24"/>
+              </w:rPr>
+              <w:t>3</w:t>
+            </w:r>
           </w:p>
         </w:tc>
       </w:tr>
@@ -6818,13 +7480,23 @@
                 <w:szCs w:val="24"/>
               </w:rPr>
             </w:pPr>
-            <w:r>
-              <w:rPr>
-                <w:rFonts w:ascii="Times New Roman" w:hAnsi="Times New Roman" w:cs="Times New Roman"/>
-                <w:sz w:val="24"/>
-                <w:szCs w:val="24"/>
-              </w:rPr>
-              <w:t>Score(q, d₂)</w:t>
+            <w:proofErr w:type="gramStart"/>
+            <w:r>
+              <w:rPr>
+                <w:rFonts w:ascii="Times New Roman" w:hAnsi="Times New Roman" w:cs="Times New Roman"/>
+                <w:sz w:val="24"/>
+                <w:szCs w:val="24"/>
+              </w:rPr>
+              <w:t>Score(</w:t>
+            </w:r>
+            <w:proofErr w:type="gramEnd"/>
+            <w:r>
+              <w:rPr>
+                <w:rFonts w:ascii="Times New Roman" w:hAnsi="Times New Roman" w:cs="Times New Roman"/>
+                <w:sz w:val="24"/>
+                <w:szCs w:val="24"/>
+              </w:rPr>
+              <w:t>q, d₂)</w:t>
             </w:r>
           </w:p>
         </w:tc>
@@ -6852,6 +7524,68 @@
                 <w:szCs w:val="24"/>
               </w:rPr>
             </w:pPr>
+            <w:r>
+              <w:rPr>
+                <w:rFonts w:ascii="Times New Roman" w:hAnsi="Times New Roman" w:cs="Times New Roman"/>
+                <w:sz w:val="24"/>
+                <w:szCs w:val="24"/>
+              </w:rPr>
+              <w:t xml:space="preserve">(1 * </w:t>
+            </w:r>
+            <w:proofErr w:type="gramStart"/>
+            <w:r>
+              <w:rPr>
+                <w:rFonts w:ascii="Times New Roman" w:hAnsi="Times New Roman" w:cs="Times New Roman"/>
+                <w:sz w:val="24"/>
+                <w:szCs w:val="24"/>
+              </w:rPr>
+              <w:t>1 )</w:t>
+            </w:r>
+            <w:proofErr w:type="gramEnd"/>
+            <w:r>
+              <w:rPr>
+                <w:rFonts w:ascii="Times New Roman" w:hAnsi="Times New Roman" w:cs="Times New Roman"/>
+                <w:sz w:val="24"/>
+                <w:szCs w:val="24"/>
+              </w:rPr>
+              <w:t xml:space="preserve"> + </w:t>
+            </w:r>
+            <w:proofErr w:type="gramStart"/>
+            <w:r>
+              <w:rPr>
+                <w:rFonts w:ascii="Times New Roman" w:hAnsi="Times New Roman" w:cs="Times New Roman"/>
+                <w:sz w:val="24"/>
+                <w:szCs w:val="24"/>
+              </w:rPr>
+              <w:t>( 2</w:t>
+            </w:r>
+            <w:proofErr w:type="gramEnd"/>
+            <w:r>
+              <w:rPr>
+                <w:rFonts w:ascii="Times New Roman" w:hAnsi="Times New Roman" w:cs="Times New Roman"/>
+                <w:sz w:val="24"/>
+                <w:szCs w:val="24"/>
+              </w:rPr>
+              <w:t xml:space="preserve"> * </w:t>
+            </w:r>
+            <w:proofErr w:type="gramStart"/>
+            <w:r>
+              <w:rPr>
+                <w:rFonts w:ascii="Times New Roman" w:hAnsi="Times New Roman" w:cs="Times New Roman"/>
+                <w:sz w:val="24"/>
+                <w:szCs w:val="24"/>
+              </w:rPr>
+              <w:t>2 )</w:t>
+            </w:r>
+            <w:proofErr w:type="gramEnd"/>
+            <w:r>
+              <w:rPr>
+                <w:rFonts w:ascii="Times New Roman" w:hAnsi="Times New Roman" w:cs="Times New Roman"/>
+                <w:sz w:val="24"/>
+                <w:szCs w:val="24"/>
+              </w:rPr>
+              <w:t xml:space="preserve"> = 1 + 4</w:t>
+            </w:r>
           </w:p>
         </w:tc>
         <w:tc>
@@ -6878,6 +7612,14 @@
                 <w:szCs w:val="24"/>
               </w:rPr>
             </w:pPr>
+            <w:r>
+              <w:rPr>
+                <w:rFonts w:ascii="Times New Roman" w:hAnsi="Times New Roman" w:cs="Times New Roman"/>
+                <w:sz w:val="24"/>
+                <w:szCs w:val="24"/>
+              </w:rPr>
+              <w:t>5</w:t>
+            </w:r>
           </w:p>
         </w:tc>
       </w:tr>
@@ -6891,6 +7633,32 @@
           <w:szCs w:val="24"/>
         </w:rPr>
       </w:pPr>
+      <w:r>
+        <w:rPr>
+          <w:rFonts w:ascii="Times New Roman" w:hAnsi="Times New Roman" w:cs="Times New Roman"/>
+          <w:sz w:val="24"/>
+          <w:szCs w:val="24"/>
+        </w:rPr>
+        <w:t xml:space="preserve">Document d₂ ranks higher because its relevance score is 5, compared to </w:t>
+      </w:r>
+      <w:proofErr w:type="spellStart"/>
+      <w:r>
+        <w:rPr>
+          <w:rFonts w:ascii="Times New Roman" w:hAnsi="Times New Roman" w:cs="Times New Roman"/>
+          <w:sz w:val="24"/>
+          <w:szCs w:val="24"/>
+        </w:rPr>
+        <w:t>d₁'s</w:t>
+      </w:r>
+      <w:proofErr w:type="spellEnd"/>
+      <w:r>
+        <w:rPr>
+          <w:rFonts w:ascii="Times New Roman" w:hAnsi="Times New Roman" w:cs="Times New Roman"/>
+          <w:sz w:val="24"/>
+          <w:szCs w:val="24"/>
+        </w:rPr>
+        <w:t xml:space="preserve"> score of 3. Document d₂ matches both query terms, including the second term, which has a higher query weight.</w:t>
+      </w:r>
     </w:p>
     <w:p>
       <w:pPr>
@@ -8143,6 +8911,158 @@
                 <w:szCs w:val="24"/>
               </w:rPr>
             </w:pPr>
+            <w:proofErr w:type="gramStart"/>
+            <w:r>
+              <w:rPr>
+                <w:rFonts w:ascii="Times New Roman" w:hAnsi="Times New Roman" w:cs="Times New Roman"/>
+                <w:sz w:val="24"/>
+                <w:szCs w:val="24"/>
+              </w:rPr>
+              <w:t xml:space="preserve">( </w:t>
+            </w:r>
+            <w:r>
+              <w:rPr>
+                <w:rFonts w:ascii="Times New Roman" w:hAnsi="Times New Roman" w:cs="Times New Roman"/>
+                <w:sz w:val="24"/>
+                <w:szCs w:val="24"/>
+              </w:rPr>
+              <w:t>1</w:t>
+            </w:r>
+            <w:proofErr w:type="gramEnd"/>
+            <w:r>
+              <w:rPr>
+                <w:rFonts w:ascii="Times New Roman" w:hAnsi="Times New Roman" w:cs="Times New Roman"/>
+                <w:sz w:val="24"/>
+                <w:szCs w:val="24"/>
+              </w:rPr>
+              <w:t xml:space="preserve"> * </w:t>
+            </w:r>
+            <w:proofErr w:type="gramStart"/>
+            <w:r>
+              <w:rPr>
+                <w:rFonts w:ascii="Times New Roman" w:hAnsi="Times New Roman" w:cs="Times New Roman"/>
+                <w:sz w:val="24"/>
+                <w:szCs w:val="24"/>
+              </w:rPr>
+              <w:t>3 )</w:t>
+            </w:r>
+            <w:proofErr w:type="gramEnd"/>
+            <w:r>
+              <w:rPr>
+                <w:rFonts w:ascii="Times New Roman" w:hAnsi="Times New Roman" w:cs="Times New Roman"/>
+                <w:sz w:val="24"/>
+                <w:szCs w:val="24"/>
+              </w:rPr>
+              <w:t xml:space="preserve"> + </w:t>
+            </w:r>
+            <w:proofErr w:type="gramStart"/>
+            <w:r>
+              <w:rPr>
+                <w:rFonts w:ascii="Times New Roman" w:hAnsi="Times New Roman" w:cs="Times New Roman"/>
+                <w:sz w:val="24"/>
+                <w:szCs w:val="24"/>
+              </w:rPr>
+              <w:t>( 1</w:t>
+            </w:r>
+            <w:proofErr w:type="gramEnd"/>
+            <w:r>
+              <w:rPr>
+                <w:rFonts w:ascii="Times New Roman" w:hAnsi="Times New Roman" w:cs="Times New Roman"/>
+                <w:sz w:val="24"/>
+                <w:szCs w:val="24"/>
+              </w:rPr>
+              <w:t xml:space="preserve"> * </w:t>
+            </w:r>
+            <w:proofErr w:type="gramStart"/>
+            <w:r>
+              <w:rPr>
+                <w:rFonts w:ascii="Times New Roman" w:hAnsi="Times New Roman" w:cs="Times New Roman"/>
+                <w:sz w:val="24"/>
+                <w:szCs w:val="24"/>
+              </w:rPr>
+              <w:t>0 )</w:t>
+            </w:r>
+            <w:proofErr w:type="gramEnd"/>
+            <w:r>
+              <w:rPr>
+                <w:rFonts w:ascii="Times New Roman" w:hAnsi="Times New Roman" w:cs="Times New Roman"/>
+                <w:sz w:val="24"/>
+                <w:szCs w:val="24"/>
+              </w:rPr>
+              <w:t xml:space="preserve"> + </w:t>
+            </w:r>
+            <w:proofErr w:type="gramStart"/>
+            <w:r>
+              <w:rPr>
+                <w:rFonts w:ascii="Times New Roman" w:hAnsi="Times New Roman" w:cs="Times New Roman"/>
+                <w:sz w:val="24"/>
+                <w:szCs w:val="24"/>
+              </w:rPr>
+              <w:t>( 0</w:t>
+            </w:r>
+            <w:proofErr w:type="gramEnd"/>
+            <w:r>
+              <w:rPr>
+                <w:rFonts w:ascii="Times New Roman" w:hAnsi="Times New Roman" w:cs="Times New Roman"/>
+                <w:sz w:val="24"/>
+                <w:szCs w:val="24"/>
+              </w:rPr>
+              <w:t xml:space="preserve"> * </w:t>
+            </w:r>
+            <w:proofErr w:type="gramStart"/>
+            <w:r>
+              <w:rPr>
+                <w:rFonts w:ascii="Times New Roman" w:hAnsi="Times New Roman" w:cs="Times New Roman"/>
+                <w:sz w:val="24"/>
+                <w:szCs w:val="24"/>
+              </w:rPr>
+              <w:t>2 )</w:t>
+            </w:r>
+            <w:proofErr w:type="gramEnd"/>
+            <w:r>
+              <w:rPr>
+                <w:rFonts w:ascii="Times New Roman" w:hAnsi="Times New Roman" w:cs="Times New Roman"/>
+                <w:sz w:val="24"/>
+                <w:szCs w:val="24"/>
+              </w:rPr>
+              <w:t xml:space="preserve"> + </w:t>
+            </w:r>
+            <w:proofErr w:type="gramStart"/>
+            <w:r>
+              <w:rPr>
+                <w:rFonts w:ascii="Times New Roman" w:hAnsi="Times New Roman" w:cs="Times New Roman"/>
+                <w:sz w:val="24"/>
+                <w:szCs w:val="24"/>
+              </w:rPr>
+              <w:t>( 2</w:t>
+            </w:r>
+            <w:proofErr w:type="gramEnd"/>
+            <w:r>
+              <w:rPr>
+                <w:rFonts w:ascii="Times New Roman" w:hAnsi="Times New Roman" w:cs="Times New Roman"/>
+                <w:sz w:val="24"/>
+                <w:szCs w:val="24"/>
+              </w:rPr>
+              <w:t xml:space="preserve"> * </w:t>
+            </w:r>
+            <w:proofErr w:type="gramStart"/>
+            <w:r>
+              <w:rPr>
+                <w:rFonts w:ascii="Times New Roman" w:hAnsi="Times New Roman" w:cs="Times New Roman"/>
+                <w:sz w:val="24"/>
+                <w:szCs w:val="24"/>
+              </w:rPr>
+              <w:t>0 )</w:t>
+            </w:r>
+            <w:proofErr w:type="gramEnd"/>
+            <w:r>
+              <w:rPr>
+                <w:rFonts w:ascii="Times New Roman" w:hAnsi="Times New Roman" w:cs="Times New Roman"/>
+                <w:sz w:val="24"/>
+                <w:szCs w:val="24"/>
+              </w:rPr>
+              <w:t xml:space="preserve"> = 3 + 0 </w:t>
+            </w:r>
           </w:p>
         </w:tc>
         <w:tc>
@@ -8169,6 +9089,14 @@
                 <w:szCs w:val="24"/>
               </w:rPr>
             </w:pPr>
+            <w:r>
+              <w:rPr>
+                <w:rFonts w:ascii="Times New Roman" w:hAnsi="Times New Roman" w:cs="Times New Roman"/>
+                <w:sz w:val="24"/>
+                <w:szCs w:val="24"/>
+              </w:rPr>
+              <w:t>3</w:t>
+            </w:r>
           </w:p>
         </w:tc>
         <w:tc>
@@ -8195,6 +9123,14 @@
                 <w:szCs w:val="24"/>
               </w:rPr>
             </w:pPr>
+            <w:r>
+              <w:rPr>
+                <w:rFonts w:ascii="Times New Roman" w:hAnsi="Times New Roman" w:cs="Times New Roman"/>
+                <w:sz w:val="24"/>
+                <w:szCs w:val="24"/>
+              </w:rPr>
+              <w:t>3</w:t>
+            </w:r>
           </w:p>
         </w:tc>
       </w:tr>
@@ -8260,6 +9196,14 @@
                 <w:szCs w:val="24"/>
               </w:rPr>
             </w:pPr>
+            <w:r>
+              <w:rPr>
+                <w:rFonts w:ascii="Times New Roman" w:hAnsi="Times New Roman" w:cs="Times New Roman"/>
+                <w:sz w:val="24"/>
+                <w:szCs w:val="24"/>
+              </w:rPr>
+              <w:t>(1*1) + (1*2) + (0*0) + (2*1) = 1 + 2 + 0 + 2</w:t>
+            </w:r>
           </w:p>
         </w:tc>
         <w:tc>
@@ -8286,6 +9230,14 @@
                 <w:szCs w:val="24"/>
               </w:rPr>
             </w:pPr>
+            <w:r>
+              <w:rPr>
+                <w:rFonts w:ascii="Times New Roman" w:hAnsi="Times New Roman" w:cs="Times New Roman"/>
+                <w:sz w:val="24"/>
+                <w:szCs w:val="24"/>
+              </w:rPr>
+              <w:t>5</w:t>
+            </w:r>
           </w:p>
         </w:tc>
         <w:tc>
@@ -8312,6 +9264,14 @@
                 <w:szCs w:val="24"/>
               </w:rPr>
             </w:pPr>
+            <w:r>
+              <w:rPr>
+                <w:rFonts w:ascii="Times New Roman" w:hAnsi="Times New Roman" w:cs="Times New Roman"/>
+                <w:sz w:val="24"/>
+                <w:szCs w:val="24"/>
+              </w:rPr>
+              <w:t>2</w:t>
+            </w:r>
           </w:p>
         </w:tc>
       </w:tr>
@@ -8377,6 +9337,14 @@
                 <w:szCs w:val="24"/>
               </w:rPr>
             </w:pPr>
+            <w:r>
+              <w:rPr>
+                <w:rFonts w:ascii="Times New Roman" w:hAnsi="Times New Roman" w:cs="Times New Roman"/>
+                <w:sz w:val="24"/>
+                <w:szCs w:val="24"/>
+              </w:rPr>
+              <w:t xml:space="preserve">(1*0) + (1*1) + (0*1) + (2*3) = 0 + 1 + 0 + 6 </w:t>
+            </w:r>
           </w:p>
         </w:tc>
         <w:tc>
@@ -8403,6 +9371,14 @@
                 <w:szCs w:val="24"/>
               </w:rPr>
             </w:pPr>
+            <w:r>
+              <w:rPr>
+                <w:rFonts w:ascii="Times New Roman" w:hAnsi="Times New Roman" w:cs="Times New Roman"/>
+                <w:sz w:val="24"/>
+                <w:szCs w:val="24"/>
+              </w:rPr>
+              <w:t>7</w:t>
+            </w:r>
           </w:p>
         </w:tc>
         <w:tc>
@@ -8429,13 +9405,247 @@
                 <w:szCs w:val="24"/>
               </w:rPr>
             </w:pPr>
+            <w:r>
+              <w:rPr>
+                <w:rFonts w:ascii="Times New Roman" w:hAnsi="Times New Roman" w:cs="Times New Roman"/>
+                <w:sz w:val="24"/>
+                <w:szCs w:val="24"/>
+              </w:rPr>
+              <w:t>1</w:t>
+            </w:r>
           </w:p>
         </w:tc>
       </w:tr>
     </w:tbl>
     <w:p/>
-    <w:p/>
-    <w:p/>
+    <w:p>
+      <w:r>
+        <w:rPr>
+          <w:rFonts w:ascii="Times New Roman" w:hAnsi="Times New Roman" w:cs="Times New Roman"/>
+          <w:sz w:val="24"/>
+          <w:szCs w:val="24"/>
+        </w:rPr>
+        <w:t xml:space="preserve">Index </w:t>
+      </w:r>
+      <w:proofErr w:type="gramStart"/>
+      <w:r>
+        <w:rPr>
+          <w:rFonts w:ascii="Times New Roman" w:hAnsi="Times New Roman" w:cs="Times New Roman"/>
+          <w:sz w:val="24"/>
+          <w:szCs w:val="24"/>
+        </w:rPr>
+        <w:t>Ranking :</w:t>
+      </w:r>
+      <w:proofErr w:type="gramEnd"/>
+      <w:r>
+        <w:rPr>
+          <w:rFonts w:ascii="Times New Roman" w:hAnsi="Times New Roman" w:cs="Times New Roman"/>
+          <w:sz w:val="24"/>
+          <w:szCs w:val="24"/>
+        </w:rPr>
+        <w:br/>
+      </w:r>
+      <m:oMathPara>
+        <m:oMath>
+          <m:sSub>
+            <m:sSubPr>
+              <m:ctrlPr>
+                <w:rPr>
+                  <w:rFonts w:ascii="Cambria Math" w:hAnsi="Cambria Math" w:cs="Times New Roman"/>
+                  <w:sz w:val="24"/>
+                  <w:szCs w:val="24"/>
+                </w:rPr>
+              </m:ctrlPr>
+            </m:sSubPr>
+            <m:e>
+              <m:r>
+                <w:rPr>
+                  <w:rFonts w:ascii="Cambria Math" w:hAnsi="Cambria Math" w:cs="Times New Roman"/>
+                  <w:sz w:val="24"/>
+                  <w:szCs w:val="24"/>
+                </w:rPr>
+                <m:t>d</m:t>
+              </m:r>
+            </m:e>
+            <m:sub>
+              <m:r>
+                <w:rPr>
+                  <w:rFonts w:ascii="Cambria Math" w:hAnsi="Cambria Math" w:cs="Times New Roman"/>
+                  <w:sz w:val="24"/>
+                  <w:szCs w:val="24"/>
+                </w:rPr>
+                <m:t>3</m:t>
+              </m:r>
+            </m:sub>
+          </m:sSub>
+          <m:r>
+            <w:rPr>
+              <w:rFonts w:ascii="Cambria Math" w:hAnsi="Cambria Math" w:cs="Times New Roman"/>
+              <w:sz w:val="24"/>
+              <w:szCs w:val="24"/>
+            </w:rPr>
+            <m:t> </m:t>
+          </m:r>
+          <m:d>
+            <m:dPr>
+              <m:ctrlPr>
+                <w:rPr>
+                  <w:rFonts w:ascii="Cambria Math" w:hAnsi="Cambria Math" w:cs="Times New Roman"/>
+                  <w:sz w:val="24"/>
+                  <w:szCs w:val="24"/>
+                </w:rPr>
+              </m:ctrlPr>
+            </m:dPr>
+            <m:e>
+              <m:r>
+                <w:rPr>
+                  <w:rFonts w:ascii="Cambria Math" w:hAnsi="Cambria Math" w:cs="Times New Roman"/>
+                  <w:sz w:val="24"/>
+                  <w:szCs w:val="24"/>
+                </w:rPr>
+                <m:t>7</m:t>
+              </m:r>
+            </m:e>
+          </m:d>
+          <m:r>
+            <w:rPr>
+              <w:rFonts w:ascii="Cambria Math" w:hAnsi="Cambria Math" w:cs="Times New Roman"/>
+              <w:sz w:val="24"/>
+              <w:szCs w:val="24"/>
+            </w:rPr>
+            <m:t>&gt;</m:t>
+          </m:r>
+          <m:sSub>
+            <m:sSubPr>
+              <m:ctrlPr>
+                <w:rPr>
+                  <w:rFonts w:ascii="Cambria Math" w:hAnsi="Cambria Math" w:cs="Times New Roman"/>
+                  <w:sz w:val="24"/>
+                  <w:szCs w:val="24"/>
+                </w:rPr>
+              </m:ctrlPr>
+            </m:sSubPr>
+            <m:e>
+              <m:r>
+                <w:rPr>
+                  <w:rFonts w:ascii="Cambria Math" w:hAnsi="Cambria Math" w:cs="Times New Roman"/>
+                  <w:sz w:val="24"/>
+                  <w:szCs w:val="24"/>
+                </w:rPr>
+                <m:t>d</m:t>
+              </m:r>
+            </m:e>
+            <m:sub>
+              <m:r>
+                <w:rPr>
+                  <w:rFonts w:ascii="Cambria Math" w:hAnsi="Cambria Math" w:cs="Times New Roman"/>
+                  <w:sz w:val="24"/>
+                  <w:szCs w:val="24"/>
+                </w:rPr>
+                <m:t>2</m:t>
+              </m:r>
+            </m:sub>
+          </m:sSub>
+          <m:r>
+            <w:rPr>
+              <w:rFonts w:ascii="Cambria Math" w:hAnsi="Cambria Math" w:cs="Times New Roman"/>
+              <w:sz w:val="24"/>
+              <w:szCs w:val="24"/>
+            </w:rPr>
+            <m:t> </m:t>
+          </m:r>
+          <m:d>
+            <m:dPr>
+              <m:ctrlPr>
+                <w:rPr>
+                  <w:rFonts w:ascii="Cambria Math" w:hAnsi="Cambria Math" w:cs="Times New Roman"/>
+                  <w:sz w:val="24"/>
+                  <w:szCs w:val="24"/>
+                </w:rPr>
+              </m:ctrlPr>
+            </m:dPr>
+            <m:e>
+              <m:r>
+                <w:rPr>
+                  <w:rFonts w:ascii="Cambria Math" w:hAnsi="Cambria Math" w:cs="Times New Roman"/>
+                  <w:sz w:val="24"/>
+                  <w:szCs w:val="24"/>
+                </w:rPr>
+                <m:t>5</m:t>
+              </m:r>
+            </m:e>
+          </m:d>
+          <m:r>
+            <w:rPr>
+              <w:rFonts w:ascii="Cambria Math" w:hAnsi="Cambria Math" w:cs="Times New Roman"/>
+              <w:sz w:val="24"/>
+              <w:szCs w:val="24"/>
+            </w:rPr>
+            <m:t>&gt;</m:t>
+          </m:r>
+          <m:sSub>
+            <m:sSubPr>
+              <m:ctrlPr>
+                <w:rPr>
+                  <w:rFonts w:ascii="Cambria Math" w:hAnsi="Cambria Math" w:cs="Times New Roman"/>
+                  <w:sz w:val="24"/>
+                  <w:szCs w:val="24"/>
+                </w:rPr>
+              </m:ctrlPr>
+            </m:sSubPr>
+            <m:e>
+              <m:r>
+                <w:rPr>
+                  <w:rFonts w:ascii="Cambria Math" w:hAnsi="Cambria Math" w:cs="Times New Roman"/>
+                  <w:sz w:val="24"/>
+                  <w:szCs w:val="24"/>
+                </w:rPr>
+                <m:t>d</m:t>
+              </m:r>
+            </m:e>
+            <m:sub>
+              <m:r>
+                <w:rPr>
+                  <w:rFonts w:ascii="Cambria Math" w:hAnsi="Cambria Math" w:cs="Times New Roman"/>
+                  <w:sz w:val="24"/>
+                  <w:szCs w:val="24"/>
+                </w:rPr>
+                <m:t>1</m:t>
+              </m:r>
+            </m:sub>
+          </m:sSub>
+          <m:r>
+            <w:rPr>
+              <w:rFonts w:ascii="Cambria Math" w:hAnsi="Cambria Math" w:cs="Times New Roman"/>
+              <w:sz w:val="24"/>
+              <w:szCs w:val="24"/>
+            </w:rPr>
+            <m:t> </m:t>
+          </m:r>
+          <m:d>
+            <m:dPr>
+              <m:ctrlPr>
+                <w:rPr>
+                  <w:rFonts w:ascii="Cambria Math" w:hAnsi="Cambria Math" w:cs="Times New Roman"/>
+                  <w:sz w:val="24"/>
+                  <w:szCs w:val="24"/>
+                </w:rPr>
+              </m:ctrlPr>
+            </m:dPr>
+            <m:e>
+              <m:r>
+                <w:rPr>
+                  <w:rFonts w:ascii="Cambria Math" w:hAnsi="Cambria Math" w:cs="Times New Roman"/>
+                  <w:sz w:val="24"/>
+                  <w:szCs w:val="24"/>
+                </w:rPr>
+                <m:t>3</m:t>
+              </m:r>
+            </m:e>
+          </m:d>
+        </m:oMath>
+      </m:oMathPara>
+    </w:p>
     <w:p/>
     <w:p/>
     <w:p>
@@ -8468,6 +9678,50 @@
           <w:szCs w:val="24"/>
         </w:rPr>
         <w:t>I used the following AI tools for this TP (write “none” if you used none), and for which questions:</w:t>
+      </w:r>
+    </w:p>
+    <w:p>
+      <w:pPr>
+        <w:spacing w:after="100"/>
+        <w:rPr>
+          <w:rFonts w:ascii="Times New Roman" w:hAnsi="Times New Roman" w:cs="Times New Roman"/>
+          <w:sz w:val="24"/>
+          <w:szCs w:val="24"/>
+        </w:rPr>
+      </w:pPr>
+      <w:r>
+        <w:rPr>
+          <w:rFonts w:ascii="Times New Roman" w:hAnsi="Times New Roman" w:cs="Times New Roman"/>
+          <w:sz w:val="24"/>
+          <w:szCs w:val="24"/>
+        </w:rPr>
+        <w:t xml:space="preserve">I use AI tool to help me answer and explain the question on questions 1, 2, and 3. </w:t>
+      </w:r>
+    </w:p>
+    <w:p>
+      <w:pPr>
+        <w:spacing w:after="100"/>
+        <w:rPr>
+          <w:rFonts w:ascii="Times New Roman" w:hAnsi="Times New Roman" w:cs="Times New Roman"/>
+          <w:sz w:val="24"/>
+          <w:szCs w:val="24"/>
+        </w:rPr>
+      </w:pPr>
+      <w:r>
+        <w:rPr>
+          <w:rFonts w:ascii="Times New Roman" w:hAnsi="Times New Roman" w:cs="Times New Roman"/>
+          <w:sz w:val="24"/>
+          <w:szCs w:val="24"/>
+        </w:rPr>
+        <w:t xml:space="preserve">Prompt: </w:t>
+      </w:r>
+      <w:r>
+        <w:rPr>
+          <w:rFonts w:ascii="Times New Roman" w:hAnsi="Times New Roman" w:cs="Times New Roman"/>
+          <w:sz w:val="24"/>
+          <w:szCs w:val="24"/>
+        </w:rPr>
+        <w:t>review the lesson materials and sources, then provide the answers I should enter into the table, with explanations where needed.</w:t>
       </w:r>
     </w:p>
     <w:p>
